--- a/Документация_дипломного_проекта.docx
+++ b/Документация_дипломного_проекта.docx
@@ -260,6 +260,8 @@
     <w:p>
       <w:pPr>
         <w:sectPr>
+          <w:headerReference w:type="default" r:id="rId9"/>
+          <w:footerReference w:type="default" r:id="rId10"/>
           <w:pgSz w:w="11906" w:h="16838" w:orient="portrait"/>
           <w:pgMar w:top="1133" w:right="566" w:bottom="1133" w:left="1700" w:header="708" w:footer="708" w:gutter="0"/>
           <w:pgNumType/>
@@ -748,7 +750,7 @@
           <w:sz w:val="28"/>
           <w:szCs w:val="28"/>
         </w:rPr>
-        <w:t xml:space="preserve">Актуальность данной работы определяется необходимостью создания современного программного решения, которое позволит автоматизировать процесс управления классными часами, обеспечить учёт посещаемости, оценивание, формирование отчётности и оперативное уведомление учителей, учеников и родителей через популярные мессенджеры — Telegram и WhatsApp.</w:t>
+        <w:t>Актуальность данной работы определяется необходимостью создания современного программного решения, которое позволит автоматизировать процесс управления классными часами, обеспечить учёт посещаемости, оценивание, формирование отчётности и оперативное уведомление учителей, учеников и родителей через популярные мессенджеры — Telegram.</w:t>
       </w:r>
     </w:p>
     <w:p>
@@ -1482,7 +1484,7 @@
           <w:sz w:val="28"/>
           <w:szCs w:val="28"/>
         </w:rPr>
-        <w:t xml:space="preserve">На основании анализа сформулированы задачи: 1) система аутентификации с ролевым доступом; 2) управление школами и классами; 3) планирование классных часов; 4) учёт посещаемости; 5) оценивание; 6) уведомления через Telegram/WhatsApp; 7) отчёты; 8) рейтинг учителей; 9) каталог курсов; 10) техническая поддержка.</w:t>
+        <w:t>На основании анализа сформулированы задачи: 1) система аутентификации с ролевым доступом; 2) управление школами и классами; 3) планирование классных часов; 4) учёт посещаемости; 5) оценивание; 6) уведомления через Telegram; 7) отчёты; 8) рейтинг учителей; 9) каталог курсов; 10) техническая поддержка.</w:t>
       </w:r>
     </w:p>
     <w:p>
@@ -2690,7 +2692,7 @@
           <w:sz w:val="28"/>
           <w:szCs w:val="28"/>
         </w:rPr>
-        <w:t xml:space="preserve">3) apps/bot-worker — Telegram/WhatsApp бот и consumer очереди;</w:t>
+        <w:t>3) apps/bot-worker — Telegram бот и consumer очереди;</w:t>
       </w:r>
     </w:p>
     <w:p>
@@ -5266,22 +5268,21 @@
           <w:sz w:val="28"/>
           <w:szCs w:val="28"/>
         </w:rPr>
-        <w:t xml:space="preserve">Queue consumer (queue-consumer.ts): получает сообщение → определяет шаблон по event_type и lang → подставляет переменные → отправляет через Telegram/WhatsApp → retry до 3 раз → dead_letter при неуспехе.</w:t>
-      </w:r>
-    </w:p>
-    <w:p>
-      <w:pPr>
-        <w:spacing w:after="0" w:before="0" w:line="360"/>
-        <w:ind w:firstLine="708"/>
-        <w:jc w:val="both"/>
-      </w:pPr>
-      <w:r>
-        <w:rPr>
-          <w:rFonts w:ascii="Times New Roman" w:cs="Times New Roman" w:eastAsia="Times New Roman" w:hAnsi="Times New Roman"/>
-          <w:sz w:val="28"/>
-          <w:szCs w:val="28"/>
-        </w:rPr>
-        <w:t xml:space="preserve">Интеграция с WhatsApp Business Cloud API реализована в whatsapp.ts через HTTP API Meta.</w:t>
+        <w:t>Queue consumer (queue-consumer.ts): получает сообщение → определяет шаблон по event_type и lang → подставляет переменные → отправляет через Telegram → retry до 3 раз → dead_letter при неуспехе.</w:t>
+      </w:r>
+    </w:p>
+    <w:p>
+      <w:pPr>
+        <w:spacing w:after="0" w:before="0" w:line="360"/>
+        <w:ind w:firstLine="708"/>
+        <w:jc w:val="both"/>
+      </w:pPr>
+      <w:r>
+        <w:rPr>
+          <w:rFonts w:ascii="Times New Roman" w:cs="Times New Roman" w:eastAsia="Times New Roman" w:hAnsi="Times New Roman"/>
+          <w:sz w:val="28"/>
+          <w:szCs w:val="28"/>
+        </w:rPr>
       </w:r>
     </w:p>
     <w:p>
@@ -7868,7 +7869,7 @@
           <w:sz w:val="28"/>
           <w:szCs w:val="28"/>
         </w:rPr>
-        <w:t xml:space="preserve">16. WhatsApp Business Cloud API. https://developers.facebook.com/docs/whatsapp/cloud-api</w:t>
+        <w:t>16. Cloudflare Queues. https://developers.cloudflare.com/queues/</w:t>
       </w:r>
     </w:p>
     <w:p>
@@ -8101,7 +8102,7 @@
           <w:sz w:val="28"/>
           <w:szCs w:val="28"/>
         </w:rPr>
-        <w:t xml:space="preserve">CREATE TABLE notifications_log (id TEXT PRIMARY KEY, user_id TEXT NOT NULL, session_id TEXT, channel TEXT CHECK(channel IN ('telegram','whatsapp')), message_text TEXT NOT NULL, status TEXT DEFAULT 'pending', FOREIGN KEY (user_id) REFERENCES users(id));</w:t>
+        <w:t>CREATE TABLE notifications_log (id TEXT PRIMARY KEY, user_id TEXT NOT NULL, session_id TEXT, channel TEXT CHECK(channel IN ('telegram')), message_text TEXT NOT NULL, status TEXT DEFAULT 'pending', FOREIGN KEY (user_id) REFERENCES users(id));</w:t>
       </w:r>
     </w:p>
     <w:p>
@@ -10171,6 +10172,16 @@
 </w:ftr>
 </file>
 
+<file path=word/footer2.xml><?xml version="1.0" encoding="utf-8"?>
+<w:ftr xmlns:m="http://schemas.openxmlformats.org/officeDocument/2006/math" xmlns:mc="http://schemas.openxmlformats.org/markup-compatibility/2006" xmlns:mo="http://schemas.microsoft.com/office/mac/office/2008/main" xmlns:mv="urn:schemas-microsoft-com:mac:vml" xmlns:o="urn:schemas-microsoft-com:office:office" xmlns:r="http://schemas.openxmlformats.org/officeDocument/2006/relationships" xmlns:v="urn:schemas-microsoft-com:vml" xmlns:w10="urn:schemas-microsoft-com:office:word" xmlns:w14="http://schemas.microsoft.com/office/word/2010/wordml" xmlns:w="http://schemas.openxmlformats.org/wordprocessingml/2006/main" xmlns:wne="http://schemas.microsoft.com/office/word/2006/wordml" xmlns:wp14="http://schemas.microsoft.com/office/word/2010/wordprocessingDrawing" xmlns:wp="http://schemas.openxmlformats.org/drawingml/2006/wordprocessingDrawing" xmlns:wpc="http://schemas.microsoft.com/office/word/2010/wordprocessingCanvas" xmlns:wpg="http://schemas.microsoft.com/office/word/2010/wordprocessingGroup" xmlns:wpi="http://schemas.microsoft.com/office/word/2010/wordprocessingInk" xmlns:wps="http://schemas.microsoft.com/office/word/2010/wordprocessingShape" mc:Ignorable="w14 wp14">
+  <w:p>
+    <w:pPr>
+      <w:pStyle w:val="Footer"/>
+    </w:pPr>
+  </w:p>
+</w:ftr>
+</file>
+
 <file path=word/footnotes.xml><?xml version="1.0" encoding="utf-8"?>
 <w:footnotes xmlns:wpc="http://schemas.microsoft.com/office/word/2010/wordprocessingCanvas" xmlns:mc="http://schemas.openxmlformats.org/markup-compatibility/2006" xmlns:o="urn:schemas-microsoft-com:office:office" xmlns:r="http://schemas.openxmlformats.org/officeDocument/2006/relationships" xmlns:m="http://schemas.openxmlformats.org/officeDocument/2006/math" xmlns:v="urn:schemas-microsoft-com:vml" xmlns:wp14="http://schemas.microsoft.com/office/word/2010/wordprocessingDrawing" xmlns:wp="http://schemas.openxmlformats.org/drawingml/2006/wordprocessingDrawing" xmlns:w10="urn:schemas-microsoft-com:office:word" xmlns:w="http://schemas.openxmlformats.org/wordprocessingml/2006/main" xmlns:w14="http://schemas.microsoft.com/office/word/2010/wordml" xmlns:w15="http://schemas.microsoft.com/office/word/2012/wordml" xmlns:wpg="http://schemas.microsoft.com/office/word/2010/wordprocessingGroup" xmlns:wpi="http://schemas.microsoft.com/office/word/2010/wordprocessingInk" xmlns:wne="http://schemas.microsoft.com/office/word/2006/wordml" xmlns:wps="http://schemas.microsoft.com/office/word/2010/wordprocessingShape" mc:Ignorable="w14 w15 wp14">
   <w:footnote w:type="separator" w:id="-1">
@@ -10206,6 +10217,16 @@
     </w:p>
   </w:footnote>
 </w:footnotes>
+</file>
+
+<file path=word/header1.xml><?xml version="1.0" encoding="utf-8"?>
+<w:hdr xmlns:m="http://schemas.openxmlformats.org/officeDocument/2006/math" xmlns:mc="http://schemas.openxmlformats.org/markup-compatibility/2006" xmlns:mo="http://schemas.microsoft.com/office/mac/office/2008/main" xmlns:mv="urn:schemas-microsoft-com:mac:vml" xmlns:o="urn:schemas-microsoft-com:office:office" xmlns:r="http://schemas.openxmlformats.org/officeDocument/2006/relationships" xmlns:v="urn:schemas-microsoft-com:vml" xmlns:w10="urn:schemas-microsoft-com:office:word" xmlns:w14="http://schemas.microsoft.com/office/word/2010/wordml" xmlns:w="http://schemas.openxmlformats.org/wordprocessingml/2006/main" xmlns:wne="http://schemas.microsoft.com/office/word/2006/wordml" xmlns:wp14="http://schemas.microsoft.com/office/word/2010/wordprocessingDrawing" xmlns:wp="http://schemas.openxmlformats.org/drawingml/2006/wordprocessingDrawing" xmlns:wpc="http://schemas.microsoft.com/office/word/2010/wordprocessingCanvas" xmlns:wpg="http://schemas.microsoft.com/office/word/2010/wordprocessingGroup" xmlns:wpi="http://schemas.microsoft.com/office/word/2010/wordprocessingInk" xmlns:wps="http://schemas.microsoft.com/office/word/2010/wordprocessingShape" mc:Ignorable="w14 wp14">
+  <w:p>
+    <w:pPr>
+      <w:pStyle w:val="Header"/>
+    </w:pPr>
+  </w:p>
+</w:hdr>
 </file>
 
 <file path=word/numbering.xml><?xml version="1.0" encoding="utf-8"?>
